--- a/Programacion II/Kit docente/Clase 1/Solucion Taller Clase 1 - VetCare.docx
+++ b/Programacion II/Kit docente/Clase 1/Solucion Taller Clase 1 - VetCare.docx
@@ -72,7 +72,7 @@
           <w:color w:val="2B2B2B"/>
           <w:sz w:val="22"/>
         </w:rPr>
-        <w:t>Paso 1 resuelto. En VS Code, con el Extension Pack for Java ya instalado: paleta de comandos (Ctrl+Shift+P) &gt; «Java: Create Java Project» &gt; «No build tools» &gt; elegir carpeta y nombrar el proyecto VetCare. Queda una carpeta src/; dentro se crea el paquete vetcare (clic derecho en src &gt; New Java Package) y ahi la clase con el main. Si VS Code no encuentra el JDK, se corre «Java: Configure Java Runtime» y se apunta el JDK 17+. Este es el paso que mas tiempo consume el primer dia: conviene circular por los puestos en vez de avanzar.</w:t>
+        <w:t>Paso 1 resuelto. En VS Code, con el Extension Pack for Java ya instalado: paleta de comandos (Ctrl+Shift+P) &gt; «Java: Create Java Project» &gt; «No build tools» &gt; elegir carpeta y nombrar el proyecto VetCare. Queda una carpeta src/; dentro se crea el paquete clinica (clic derecho en src &gt; New Java Package) y ahi la clase con el main. Si VS Code no encuentra el JDK, se corre «Java: Configure Java Runtime» y se apunta el JDK 17+. Este es el paso que mas tiempo consume el primer dia: conviene circular por los puestos en vez de avanzar.</w:t>
       </w:r>
     </w:p>
     <w:p>
